--- a/fanfic/ffn_upload/ch30.docx
+++ b/fanfic/ffn_upload/ch30.docx
@@ -24,7 +24,7 @@
         <w:pStyle w:val="BodyText"/>
       </w:pPr>
       <w:r>
-        <w:t xml:space="preserve">Dace Orrin set the morning’s datapads on the corner of the desk in a neat fan, as he always did, and squared their edges with two fingers of his left hand, which he could not have done half a year ago without wincing. The healer had done good work that afternoon. She had always done good work. It seemed a small, fitting irony that the last trace of her in this office was a young man’s joint that bent cleanly and without pain, and that the young man had no idea whose hands had mended it, or what had been agreed over tea while he waited outside.</w:t>
+        <w:t xml:space="preserve">Dace Orrin set the morning’s datapads on the corner of the desk in a neat fan, as he always did, and squared their edges with two fingers of his left hand, which he could not have done four months ago without wincing. The healer had done good work that afternoon. She had always done good work. It seemed a small, fitting irony that the last trace of her in this office was a young man’s joint that bent cleanly and without pain, and that the young man had no idea whose hands had mended it, or what had been agreed over tea while he waited outside.</w:t>
       </w:r>
     </w:p>
     <w:p>
@@ -114,7 +114,7 @@
         <w:pStyle w:val="BodyText"/>
       </w:pPr>
       <w:r>
-        <w:t xml:space="preserve">He had expected them to offer. He had not entirely expected her to refuse. A girl of seventeen, raised from infancy inside those walls, given back everything she had lost with an apology and a promotion attached, and she had said no and walked down the steps. He had watched that, too, on a traffic-control feed that no one would ever think to ask him about: two small figures on the long white staircase, the boy holding her hand all the way down, and then only one of them going on. She had not looked back at the Temple. She had, once, looked up — toward the Senate district, toward this window — before the crowd took her.</w:t>
+        <w:t xml:space="preserve">He had expected them to offer. He had not entirely expected her to refuse. A girl of seventeen, raised inside those walls since she was three, given back everything she had lost with an apology and a promotion attached, and she had said no and walked down the steps. He had watched that, too, on a traffic-control feed that no one would ever think to ask him about: two small figures on the long white staircase, the boy holding her hand all the way down, and then only one of them going on. She had not looked back at the Temple. She had, once, looked up — toward the Senate district, toward this window — before the crowd took her.</w:t>
       </w:r>
     </w:p>
     <w:p>
@@ -169,7 +169,7 @@
         <w:t xml:space="preserve">“</w:t>
       </w:r>
       <w:r>
-        <w:t xml:space="preserve">Fifteen, had Senator Organa not insisted on a recorded abstention.</w:t>
+        <w:t xml:space="preserve">Fifteen, had Senator Organa not talked a colleague into a recorded abstention.</w:t>
       </w:r>
       <w:r>
         <w:t xml:space="preserve">”</w:t>
@@ -452,7 +452,7 @@
         <w:pStyle w:val="BodyText"/>
       </w:pPr>
       <w:r>
-        <w:t xml:space="preserve">And the Chancellor had said that he did not think so, not for one moment, and that he would not permit a fine young man’s name to be dragged through a second inquiry for the sake of a tidier report. He had closed it by noon. He had sealed the records with his own code. And Anakin Skywalker had thanked him with his voice breaking, the way a man thanks the one person who has stood between him and the fire, never once asking who had set it.</w:t>
+        <w:t xml:space="preserve">And the Chancellor had said that he had never thought so, not for one moment, and that this was precisely why he had closed the matter that morning, before anyone could ask: he would not permit a fine young man’s name to be dragged through a second inquiry for the sake of a tidier report. He had sealed the records with his own code. And Anakin Skywalker had thanked him with his voice breaking, the way a man thanks the one person who has stood between him and the fire, never once asking who had set it.</w:t>
       </w:r>
     </w:p>
     <w:p>
@@ -468,7 +468,7 @@
         <w:pStyle w:val="BodyText"/>
       </w:pPr>
       <w:r>
-        <w:t xml:space="preserve">He returned to the window. Somewhere in that stacked haze, the Council was meeting without the boy, and looking at an empty chair, and thinking the thought none of them would say aloud. Every glance would widen the space between them. Every space would be a place where only one voice reached him.</w:t>
+        <w:t xml:space="preserve">He returned to the window. Somewhere in that stacked haze, the Council was meeting without the boy, and speaking of him in his absence, and thinking the thought none of them would say aloud. Every glance would widen the space between them. Every space would be a place where only one voice reached him.</w:t>
       </w:r>
     </w:p>
     <w:p>
@@ -735,7 +735,7 @@
         <w:pStyle w:val="BodyText"/>
       </w:pPr>
       <w:r>
-        <w:t xml:space="preserve">Inside, on a square of grey cloth, lay a tiny thing no larger than a seed, dried now to the brown of old leaves. The clone’s chip. He had taken it from the Kaminoan’s tray himself, the same afternoon the clone came at him in this very building, or appeared to; the bruise on his knuckles from that little performance had faded weeks ago. It had cost a great deal to make, this seed, and a great deal more to hide. Millions of its twins rested, quiet and patient, behind millions of identical brows, and each of them held the same single line of instruction, waiting to be read aloud.</w:t>
+        <w:t xml:space="preserve">Inside, on a square of grey cloth, lay a tiny thing no larger than a seed, dried now to the brown of old leaves. The clone’s chip. He had taken it from the Kaminoan’s tray himself, the same afternoon the clone came at him, or appeared to; the bruise on his knuckles from that little performance had faded weeks ago. It had cost a great deal to make, this seed, and a great deal more to hide. Millions of its twins rested, quiet and patient, behind millions of identical brows, and each of them held the same single line of instruction, waiting to be read aloud.</w:t>
       </w:r>
     </w:p>
     <w:p>
@@ -751,7 +751,7 @@
         <w:pStyle w:val="BodyText"/>
       </w:pPr>
       <w:r>
-        <w:t xml:space="preserve">Beside it in the cabinet lay a datacard holding a single frozen frame from a tribunal gallery: a hooded Mirialan face caught at the instant of sentencing, too stricken to hide what it knew. He had saved that image half a year ago because he had seen at once what it would buy him. It had bought a great deal. He looked at it now without regret, the way a man looks at a ledger that has balanced.</w:t>
+        <w:t xml:space="preserve">Beside it in the cabinet lay a datacard holding a single frozen frame from a tribunal gallery: a hooded Mirialan face caught at the instant of sentencing, too stricken to hide what it knew. He had saved that image five months ago because he had seen at once what it would buy him. It had bought a great deal. He looked at it now without regret, the way a man looks at a ledger that has balanced.</w:t>
       </w:r>
     </w:p>
     <w:p>
@@ -767,15 +767,15 @@
         <w:pStyle w:val="BodyText"/>
       </w:pPr>
       <w:r>
-        <w:t xml:space="preserve">He remembered that more clearly than the rest — the corridor of the detention level at a quarter to three in the morning, the lights dimmed to their night setting, the floor freshly washed and smelling faintly of it. Two Guards at the junction, and a third by the monitor station, and each of them had looked up as he passed and then down again at nothing, and in the morning each of them would find in his memory only a small grey stretch, a long blink, a lapse he would be too ashamed to report. Fox would find eleven minutes missing from the logs and assume a fault. A fault was always easier to believe in.</w:t>
-      </w:r>
-    </w:p>
-    <w:p>
-      <w:pPr>
-        <w:pStyle w:val="BodyText"/>
-      </w:pPr>
-      <w:r>
-        <w:t xml:space="preserve">He had stopped outside the third door from the end, where she had once stood herself to visit a friend. Through the narrow viewing slit the healer had been sitting on her cot with her back very straight, her ruined throat still dark from the boy’s hand, and she had looked up — not at the slit, but at the door, as though she had felt him through it.</w:t>
+        <w:t xml:space="preserve">He remembered that more clearly than the rest — the corridor of the detention level at a quarter to three in the morning, the lights dimmed to their night setting, the floor freshly washed and smelling faintly of it. The single Guard at the junction had looked up as he passed and then down again at nothing, and in the morning he would find in his memory only a small grey stretch, a long blink, a lapse he would be too ashamed to report. Fox would find eleven minutes missing from the logs and assume a fault. A fault was always easier to believe in.</w:t>
+      </w:r>
+    </w:p>
+    <w:p>
+      <w:pPr>
+        <w:pStyle w:val="BodyText"/>
+      </w:pPr>
+      <w:r>
+        <w:t xml:space="preserve">He had stopped at her cell, three doors short of the one where she had once stood herself to visit a friend. Beyond the faint blue field the healer had been sitting on her bench with her back very straight, her ruined throat still dark from the boy’s hand, and she had looked up before he ever stepped into the light, as though she had felt him coming down the corridor.</w:t>
       </w:r>
     </w:p>
     <w:p>
@@ -791,15 +791,15 @@
         <w:pStyle w:val="BodyText"/>
       </w:pPr>
       <w:r>
-        <w:t xml:space="preserve">The door had stayed shut. It had not needed to open.</w:t>
-      </w:r>
-    </w:p>
-    <w:p>
-      <w:pPr>
-        <w:pStyle w:val="BodyText"/>
-      </w:pPr>
-      <w:r>
-        <w:t xml:space="preserve">He had been back in the residence well before dawn, and the boy had been sitting all that while in a waiting room four floors above, because the Chancellor had asked him to stay in the building. The boy had stayed. He always did what he was asked, when it was asked kindly.</w:t>
+        <w:t xml:space="preserve">The field had stayed lit. The door had not needed to open.</w:t>
+      </w:r>
+    </w:p>
+    <w:p>
+      <w:pPr>
+        <w:pStyle w:val="BodyText"/>
+      </w:pPr>
+      <w:r>
+        <w:t xml:space="preserve">He had come and gone by a route the building’s logs had never recorded, and been back in the residence well before dawn, and the boy had been sitting all that while in a waiting room two floors above, because the Chancellor had asked him to stay in the building. The boy had stayed. He always did what he was asked, when it was asked kindly.</w:t>
       </w:r>
     </w:p>
     <w:p>
@@ -823,15 +823,15 @@
         <w:pStyle w:val="BodyText"/>
       </w:pPr>
       <w:r>
-        <w:t xml:space="preserve">The first was a diagnostic summary from the Coruscant Guard’s communications service, routed — as every item touching one particular registry number had been routed for three months — directly to a private terminal no one else could read. A Guard-issue comlink, logged missing on the night CT-5555 had fled into the lower levels and been shot and fallen and been declared, with every proper signature, dead. Body unrecoverable. The Chancellor had never in his life believed in an unrecoverable body.</w:t>
-      </w:r>
-    </w:p>
-    <w:p>
-      <w:pPr>
-        <w:pStyle w:val="BodyText"/>
-      </w:pPr>
-      <w:r>
-        <w:t xml:space="preserve">The comlink had been silent for weeks after the fall. Then, some time ago, it had begun to complain. A power-cell fault ping, regular as breathing, of a class the Guard had retired from its equipment years before — a fault that could not, in fact, occur on that model at all. Each ping carried a small numeric tail that the diagnostic service had dutifully logged as corrupted data. Five-five-five-four, for a while. And lately, as of three days ago: five-five-five-five.</w:t>
+        <w:t xml:space="preserve">The first was a diagnostic summary from the Coruscant Guard’s communications service, routed — as every item touching one particular registry number had been routed for two months — directly to a private terminal no one else could read. A Guard-issue comlink, logged missing on the night CT-5555 had fled into the lower levels and been shot and fallen and been declared, with every proper signature, dead. Body unrecoverable. The Chancellor had never in his life believed in an unrecoverable body.</w:t>
+      </w:r>
+    </w:p>
+    <w:p>
+      <w:pPr>
+        <w:pStyle w:val="BodyText"/>
+      </w:pPr>
+      <w:r>
+        <w:t xml:space="preserve">The comlink had been silent for weeks after the fall. Then, some time ago, it had begun to complain. A power-cell fault ping, regular as breathing, of a class the Guard had retired from its equipment years before — a fault that could not, in fact, occur on that model at all. Each ping carried a small numeric tail that the diagnostic service had dutifully logged as corrupted data. Five-five-five-four, for a while. And lately, as of last night: five-five-five-five.</w:t>
       </w:r>
     </w:p>
     <w:p>
@@ -879,7 +879,7 @@
         <w:pStyle w:val="BodyText"/>
       </w:pPr>
       <w:r>
-        <w:t xml:space="preserve">He noted, without urgency, that a scrap hauler had left Berth Nine at dusk with a Togruta girl aboard who had declined to be a Jedi. He did not yet know whether these two facts were acquainted. He suspected he would enjoy finding out.</w:t>
+        <w:t xml:space="preserve">He noted, without urgency, that a scrap hauler had left Berth Nine in the small hours with a Togruta girl aboard who had declined to be a Jedi. He did not yet know whether these two facts were acquainted. He suspected he would enjoy finding out.</w:t>
       </w:r>
     </w:p>
     <w:p>
@@ -899,7 +899,7 @@
           <w:iCs/>
           <w:i/>
         </w:rPr>
-        <w:t xml:space="preserve">Senator Amidala of Naboo, cloaked, without staff or droid. Arrived late afternoon by public transit. The practice of Doctor Venn Ashari, fourth floor, private, discreet. Remained forty minutes. Paid in cash. On leaving, stood a while on the landing before going down.</w:t>
+        <w:t xml:space="preserve">Senator Amidala of Naboo, cloaked, without staff or droid. Arrived late afternoon by public transit. The practice of Doctor Venn Ashari, fourth floor, private, discreet. Remained forty minutes. Paid in loose credit chips. On leaving, stood a while on the landing before going down.</w:t>
       </w:r>
     </w:p>
     <w:p>
